--- a/public/assets/files/stacjonarne/KMR.docx
+++ b/public/assets/files/stacjonarne/KMR.docx
@@ -523,6 +523,7 @@
                 <w:i w:val="0"/>
                 <w:sz w:val="22"/>
               </w:rPr>
+              <w:t>I</w:t>
             </w:r>
           </w:p>
         </w:tc>
@@ -560,6 +561,7 @@
                 <w:i w:val="0"/>
                 <w:sz w:val="22"/>
               </w:rPr>
+              <w:t>obieralny</w:t>
             </w:r>
           </w:p>
         </w:tc>

--- a/public/assets/files/stacjonarne/KMR.docx
+++ b/public/assets/files/stacjonarne/KMR.docx
@@ -681,12 +681,22 @@
         <w:tblW w:w="5000" w:type="pct"/>
       </w:tblPr>
       <w:tblGrid>
-        <w:gridCol w:w="9972"/>
+        <w:gridCol w:w="997"/>
+        <w:gridCol w:w="997"/>
+        <w:gridCol w:w="997"/>
+        <w:gridCol w:w="997"/>
+        <w:gridCol w:w="997"/>
+        <w:gridCol w:w="997"/>
+        <w:gridCol w:w="997"/>
+        <w:gridCol w:w="997"/>
+        <w:gridCol w:w="997"/>
+        <w:gridCol w:w="997"/>
       </w:tblGrid>
       <w:tr>
         <w:tc>
           <w:tcPr>
-            <w:tcW w:type="dxa" w:w="9972"/>
+            <w:tcW w:type="dxa" w:w="9970"/>
+            <w:gridSpan w:val="10"/>
             <w:shd w:val="clear" w:color="auto" w:fill="D9D9D9"/>
           </w:tcPr>
           <w:p>
@@ -705,31 +715,34 @@
           </w:p>
         </w:tc>
       </w:tr>
-    </w:tbl>
-    <w:tbl>
-      <w:tblPr>
-        <w:tblW w:type="auto" w:w="0"/>
-        <w:tblLook w:firstColumn="1" w:firstRow="1" w:lastColumn="0" w:lastRow="0" w:noHBand="0" w:noVBand="1" w:val="04A0"/>
-        <w:tblBorders>
-          <w:top w:val="single" w:sz="4" w:space="0" w:color="000000"/>
-          <w:left w:val="single" w:sz="4" w:space="0" w:color="000000"/>
-          <w:bottom w:val="single" w:sz="4" w:space="0" w:color="000000"/>
-          <w:right w:val="single" w:sz="4" w:space="0" w:color="000000"/>
-          <w:insideH w:val="single" w:sz="4" w:space="0" w:color="000000"/>
-          <w:insideV w:val="single" w:sz="4" w:space="0" w:color="000000"/>
-        </w:tblBorders>
-        <w:tblW w:w="5000" w:type="pct"/>
-      </w:tblPr>
-      <w:tblGrid>
-        <w:gridCol w:w="2493"/>
-        <w:gridCol w:w="2493"/>
-        <w:gridCol w:w="2493"/>
-        <w:gridCol w:w="2493"/>
-      </w:tblGrid>
       <w:tr>
         <w:tc>
           <w:tcPr>
-            <w:tcW w:type="dxa" w:w="2493"/>
+            <w:tcW w:type="dxa" w:w="9970"/>
+            <w:gridSpan w:val="10"/>
+            <w:shd w:val="clear" w:color="auto" w:fill="D9D9D9"/>
+          </w:tcPr>
+          <w:p>
+            <w:pPr>
+              <w:spacing w:before="20" w:after="20"/>
+            </w:pPr>
+            <w:r>
+              <w:rPr>
+                <w:rFonts w:ascii="Aptos" w:hAnsi="Aptos"/>
+                <w:b w:val="0"/>
+                <w:i w:val="0"/>
+                <w:sz w:val="16"/>
+              </w:rPr>
+              <w:t>Wymiar godzinowy (liczba godzin w semestrze)</w:t>
+            </w:r>
+          </w:p>
+        </w:tc>
+      </w:tr>
+      <w:tr>
+        <w:tc>
+          <w:tcPr>
+            <w:tcW w:type="dxa" w:w="1994"/>
+            <w:gridSpan w:val="2"/>
             <w:shd w:val="clear" w:color="auto" w:fill="D9D9D9"/>
           </w:tcPr>
           <w:p>
@@ -749,7 +762,8 @@
         </w:tc>
         <w:tc>
           <w:tcPr>
-            <w:tcW w:type="dxa" w:w="2493"/>
+            <w:tcW w:type="dxa" w:w="2991"/>
+            <w:gridSpan w:val="3"/>
             <w:shd w:val="clear" w:color="auto" w:fill="D9D9D9"/>
           </w:tcPr>
           <w:p>
@@ -769,7 +783,8 @@
         </w:tc>
         <w:tc>
           <w:tcPr>
-            <w:tcW w:type="dxa" w:w="2493"/>
+            <w:tcW w:type="dxa" w:w="2991"/>
+            <w:gridSpan w:val="3"/>
             <w:shd w:val="clear" w:color="auto" w:fill="D9D9D9"/>
           </w:tcPr>
           <w:p>
@@ -789,7 +804,8 @@
         </w:tc>
         <w:tc>
           <w:tcPr>
-            <w:tcW w:type="dxa" w:w="2493"/>
+            <w:tcW w:type="dxa" w:w="1994"/>
+            <w:gridSpan w:val="2"/>
             <w:shd w:val="clear" w:color="auto" w:fill="D9D9D9"/>
           </w:tcPr>
           <w:p>
@@ -811,7 +827,8 @@
       <w:tr>
         <w:tc>
           <w:tcPr>
-            <w:tcW w:type="dxa" w:w="2493"/>
+            <w:tcW w:type="dxa" w:w="1994"/>
+            <w:gridSpan w:val="2"/>
           </w:tcPr>
           <w:p>
             <w:pPr>
@@ -830,7 +847,8 @@
         </w:tc>
         <w:tc>
           <w:tcPr>
-            <w:tcW w:type="dxa" w:w="2493"/>
+            <w:tcW w:type="dxa" w:w="2991"/>
+            <w:gridSpan w:val="3"/>
           </w:tcPr>
           <w:p>
             <w:pPr>
@@ -849,7 +867,8 @@
         </w:tc>
         <w:tc>
           <w:tcPr>
-            <w:tcW w:type="dxa" w:w="2493"/>
+            <w:tcW w:type="dxa" w:w="2991"/>
+            <w:gridSpan w:val="3"/>
           </w:tcPr>
           <w:p>
             <w:pPr>
@@ -868,7 +887,8 @@
         </w:tc>
         <w:tc>
           <w:tcPr>
-            <w:tcW w:type="dxa" w:w="2493"/>
+            <w:tcW w:type="dxa" w:w="1994"/>
+            <w:gridSpan w:val="2"/>
           </w:tcPr>
           <w:p>
             <w:pPr>
@@ -886,30 +906,34 @@
           </w:p>
         </w:tc>
       </w:tr>
-    </w:tbl>
-    <w:tbl>
-      <w:tblPr>
-        <w:tblW w:type="auto" w:w="0"/>
-        <w:tblLook w:firstColumn="1" w:firstRow="1" w:lastColumn="0" w:lastRow="0" w:noHBand="0" w:noVBand="1" w:val="04A0"/>
-        <w:tblBorders>
-          <w:top w:val="single" w:sz="4" w:space="0" w:color="000000"/>
-          <w:left w:val="single" w:sz="4" w:space="0" w:color="000000"/>
-          <w:bottom w:val="single" w:sz="4" w:space="0" w:color="000000"/>
-          <w:right w:val="single" w:sz="4" w:space="0" w:color="000000"/>
-          <w:insideH w:val="single" w:sz="4" w:space="0" w:color="000000"/>
-          <w:insideV w:val="single" w:sz="4" w:space="0" w:color="000000"/>
-        </w:tblBorders>
-        <w:tblW w:w="5000" w:type="pct"/>
-      </w:tblPr>
-      <w:tblGrid>
-        <w:gridCol w:w="3324"/>
-        <w:gridCol w:w="3324"/>
-        <w:gridCol w:w="3324"/>
-      </w:tblGrid>
       <w:tr>
         <w:tc>
           <w:tcPr>
-            <w:tcW w:type="dxa" w:w="3324"/>
+            <w:tcW w:type="dxa" w:w="9970"/>
+            <w:gridSpan w:val="10"/>
+            <w:shd w:val="clear" w:color="auto" w:fill="D9D9D9"/>
+          </w:tcPr>
+          <w:p>
+            <w:pPr>
+              <w:spacing w:before="20" w:after="20"/>
+            </w:pPr>
+            <w:r>
+              <w:rPr>
+                <w:rFonts w:ascii="Aptos" w:hAnsi="Aptos"/>
+                <w:b/>
+                <w:i w:val="0"/>
+                <w:sz w:val="22"/>
+              </w:rPr>
+              <w:t>Bilans ECTS</w:t>
+            </w:r>
+          </w:p>
+        </w:tc>
+      </w:tr>
+      <w:tr>
+        <w:tc>
+          <w:tcPr>
+            <w:tcW w:type="dxa" w:w="4985"/>
+            <w:gridSpan w:val="5"/>
             <w:shd w:val="clear" w:color="auto" w:fill="D9D9D9"/>
           </w:tcPr>
           <w:p>
@@ -929,7 +953,8 @@
         </w:tc>
         <w:tc>
           <w:tcPr>
-            <w:tcW w:type="dxa" w:w="3324"/>
+            <w:tcW w:type="dxa" w:w="2991"/>
+            <w:gridSpan w:val="3"/>
             <w:shd w:val="clear" w:color="auto" w:fill="D9D9D9"/>
           </w:tcPr>
           <w:p>
@@ -949,7 +974,8 @@
         </w:tc>
         <w:tc>
           <w:tcPr>
-            <w:tcW w:type="dxa" w:w="3324"/>
+            <w:tcW w:type="dxa" w:w="1994"/>
+            <w:gridSpan w:val="2"/>
             <w:shd w:val="clear" w:color="auto" w:fill="D9D9D9"/>
           </w:tcPr>
           <w:p>
@@ -971,7 +997,8 @@
       <w:tr>
         <w:tc>
           <w:tcPr>
-            <w:tcW w:type="dxa" w:w="3324"/>
+            <w:tcW w:type="dxa" w:w="4985"/>
+            <w:gridSpan w:val="5"/>
           </w:tcPr>
           <w:p>
             <w:pPr>
@@ -990,7 +1017,8 @@
         </w:tc>
         <w:tc>
           <w:tcPr>
-            <w:tcW w:type="dxa" w:w="3324"/>
+            <w:tcW w:type="dxa" w:w="2991"/>
+            <w:gridSpan w:val="3"/>
           </w:tcPr>
           <w:p>
             <w:pPr>
@@ -1009,7 +1037,8 @@
         </w:tc>
         <w:tc>
           <w:tcPr>
-            <w:tcW w:type="dxa" w:w="3324"/>
+            <w:tcW w:type="dxa" w:w="1994"/>
+            <w:gridSpan w:val="2"/>
           </w:tcPr>
           <w:p>
             <w:pPr>
@@ -1030,7 +1059,8 @@
       <w:tr>
         <w:tc>
           <w:tcPr>
-            <w:tcW w:type="dxa" w:w="3324"/>
+            <w:tcW w:type="dxa" w:w="4985"/>
+            <w:gridSpan w:val="5"/>
           </w:tcPr>
           <w:p>
             <w:pPr>
@@ -1049,7 +1079,8 @@
         </w:tc>
         <w:tc>
           <w:tcPr>
-            <w:tcW w:type="dxa" w:w="3324"/>
+            <w:tcW w:type="dxa" w:w="2991"/>
+            <w:gridSpan w:val="3"/>
           </w:tcPr>
           <w:p>
             <w:pPr>
@@ -1068,7 +1099,8 @@
         </w:tc>
         <w:tc>
           <w:tcPr>
-            <w:tcW w:type="dxa" w:w="3324"/>
+            <w:tcW w:type="dxa" w:w="1994"/>
+            <w:gridSpan w:val="2"/>
           </w:tcPr>
           <w:p>
             <w:pPr>
@@ -1089,7 +1121,29 @@
       <w:tr>
         <w:tc>
           <w:tcPr>
-            <w:tcW w:type="dxa" w:w="3324"/>
+            <w:tcW w:type="dxa" w:w="4985"/>
+            <w:gridSpan w:val="5"/>
+            <w:shd w:val="clear" w:color="auto" w:fill="D9D9D9"/>
+          </w:tcPr>
+          <w:p>
+            <w:pPr>
+              <w:spacing w:before="20" w:after="20"/>
+            </w:pPr>
+            <w:r>
+              <w:rPr>
+                <w:rFonts w:ascii="Aptos" w:hAnsi="Aptos"/>
+                <w:b/>
+                <w:i w:val="0"/>
+                <w:sz w:val="16"/>
+              </w:rPr>
+              <w:t>Opis samodzielnej pracy studenta</w:t>
+            </w:r>
+          </w:p>
+        </w:tc>
+        <w:tc>
+          <w:tcPr>
+            <w:tcW w:type="dxa" w:w="4985"/>
+            <w:gridSpan w:val="5"/>
           </w:tcPr>
           <w:p>
             <w:pPr>
@@ -1102,45 +1156,7 @@
                 <w:i w:val="0"/>
                 <w:sz w:val="22"/>
               </w:rPr>
-              <w:t>Suma</w:t>
-            </w:r>
-          </w:p>
-        </w:tc>
-        <w:tc>
-          <w:tcPr>
-            <w:tcW w:type="dxa" w:w="3324"/>
-          </w:tcPr>
-          <w:p>
-            <w:pPr>
-              <w:spacing w:before="20" w:after="20"/>
-            </w:pPr>
-            <w:r>
-              <w:rPr>
-                <w:rFonts w:ascii="Aptos" w:hAnsi="Aptos"/>
-                <w:b w:val="0"/>
-                <w:i w:val="0"/>
-                <w:sz w:val="22"/>
-              </w:rPr>
-              <w:t>50</w:t>
-            </w:r>
-          </w:p>
-        </w:tc>
-        <w:tc>
-          <w:tcPr>
-            <w:tcW w:type="dxa" w:w="3324"/>
-          </w:tcPr>
-          <w:p>
-            <w:pPr>
-              <w:spacing w:before="20" w:after="20"/>
-            </w:pPr>
-            <w:r>
-              <w:rPr>
-                <w:rFonts w:ascii="Aptos" w:hAnsi="Aptos"/>
-                <w:b w:val="0"/>
-                <w:i w:val="0"/>
-                <w:sz w:val="22"/>
-              </w:rPr>
-              <w:t>2</w:t>
+              <w:t>Praca w grupie nad planem komercjalizacji projektu informatycznego; przygotowanie prezentacji multimedialnej; analiza rynku i strategii wejścia na rynek.</w:t>
             </w:r>
           </w:p>
         </w:tc>
@@ -1251,7 +1267,58 @@
           <w:tcPr>
             <w:tcW w:type="dxa" w:w="9972"/>
           </w:tcPr>
-          <w:p/>
+          <w:p>
+            <w:pPr>
+              <w:spacing w:before="20" w:after="20"/>
+            </w:pPr>
+            <w:r>
+              <w:rPr>
+                <w:rFonts w:ascii="Aptos" w:hAnsi="Aptos"/>
+                <w:b/>
+                <w:sz w:val="22"/>
+              </w:rPr>
+              <w:t>Ćwiczenia / Laboratorium:</w:t>
+            </w:r>
+          </w:p>
+          <w:p>
+            <w:pPr>
+              <w:spacing w:before="20" w:after="20"/>
+            </w:pPr>
+            <w:r>
+              <w:rPr>
+                <w:rFonts w:ascii="Aptos" w:hAnsi="Aptos"/>
+                <w:b w:val="0"/>
+                <w:sz w:val="22"/>
+              </w:rPr>
+              <w:t>• praca w grupach</w:t>
+            </w:r>
+          </w:p>
+          <w:p>
+            <w:pPr>
+              <w:spacing w:before="20" w:after="20"/>
+            </w:pPr>
+            <w:r>
+              <w:rPr>
+                <w:rFonts w:ascii="Aptos" w:hAnsi="Aptos"/>
+                <w:b w:val="0"/>
+                <w:sz w:val="22"/>
+              </w:rPr>
+              <w:t>• burza mózgów</w:t>
+            </w:r>
+          </w:p>
+          <w:p>
+            <w:pPr>
+              <w:spacing w:before="20" w:after="20"/>
+            </w:pPr>
+            <w:r>
+              <w:rPr>
+                <w:rFonts w:ascii="Aptos" w:hAnsi="Aptos"/>
+                <w:b w:val="0"/>
+                <w:sz w:val="22"/>
+              </w:rPr>
+              <w:t>• dyskusja</w:t>
+            </w:r>
+          </w:p>
         </w:tc>
       </w:tr>
     </w:tbl>
@@ -1429,7 +1496,7 @@
                 <w:rFonts w:ascii="Aptos" w:hAnsi="Aptos"/>
                 <w:sz w:val="22"/>
               </w:rPr>
-              <w:t>☐ Zaliczenie z oceną</w:t>
+              <w:t>☑ Zaliczenie z oceną</w:t>
             </w:r>
           </w:p>
           <w:p>
@@ -1500,9 +1567,10 @@
             <w:r>
               <w:rPr>
                 <w:rFonts w:ascii="Aptos" w:hAnsi="Aptos"/>
+                <w:b w:val="0"/>
+                <w:i w:val="0"/>
                 <w:sz w:val="22"/>
               </w:rPr>
-              <w:t>1. Prezentacja zaliczeniowa zespołu projektowego wykonana w formie 10-minutowej prezentacji multimedialnej. Istnieje możliwość poprawy w formie eseju na wskazany przez prowadzącego temat.</w:t>
             </w:r>
           </w:p>
         </w:tc>
@@ -1519,7 +1587,7 @@
                 <w:rFonts w:ascii="Aptos" w:hAnsi="Aptos"/>
                 <w:sz w:val="22"/>
               </w:rPr>
-              <w:t>1. Prezentacja zaliczeniowa zespołu projektowego wykonana w formie 10-minutowej prezentacji multimedialnej. Istnieje możliwość poprawy w formie eseju na wskazany przez prowadzącego temat.</w:t>
+              <w:t>1. prezentacja elementu zespołowej pracy semestralnej</w:t>
             </w:r>
           </w:p>
         </w:tc>
@@ -1761,14 +1829,14 @@
         <w:tblW w:w="5000" w:type="pct"/>
       </w:tblPr>
       <w:tblGrid>
-        <w:gridCol w:w="3324"/>
-        <w:gridCol w:w="3324"/>
-        <w:gridCol w:w="3324"/>
+        <w:gridCol w:w="680"/>
+        <w:gridCol w:w="4536"/>
+        <w:gridCol w:w="4252"/>
       </w:tblGrid>
       <w:tr>
         <w:tc>
           <w:tcPr>
-            <w:tcW w:type="dxa" w:w="9972"/>
+            <w:tcW w:type="dxa" w:w="9468"/>
             <w:gridSpan w:val="3"/>
             <w:shd w:val="clear" w:color="auto" w:fill="D9D9D9"/>
           </w:tcPr>
@@ -1791,7 +1859,7 @@
       <w:tr>
         <w:tc>
           <w:tcPr>
-            <w:tcW w:type="dxa" w:w="3324"/>
+            <w:tcW w:type="dxa" w:w="680"/>
             <w:shd w:val="clear" w:color="auto" w:fill="D9D9D9"/>
           </w:tcPr>
           <w:p>
@@ -1811,7 +1879,7 @@
         </w:tc>
         <w:tc>
           <w:tcPr>
-            <w:tcW w:type="dxa" w:w="3324"/>
+            <w:tcW w:type="dxa" w:w="4536"/>
             <w:shd w:val="clear" w:color="auto" w:fill="D9D9D9"/>
           </w:tcPr>
           <w:p>
@@ -1831,7 +1899,7 @@
         </w:tc>
         <w:tc>
           <w:tcPr>
-            <w:tcW w:type="dxa" w:w="3324"/>
+            <w:tcW w:type="dxa" w:w="4252"/>
             <w:shd w:val="clear" w:color="auto" w:fill="D9D9D9"/>
           </w:tcPr>
           <w:p>
@@ -1853,7 +1921,7 @@
       <w:tr>
         <w:tc>
           <w:tcPr>
-            <w:tcW w:type="dxa" w:w="3324"/>
+            <w:tcW w:type="dxa" w:w="680"/>
           </w:tcPr>
           <w:p>
             <w:pPr>
@@ -1872,7 +1940,7 @@
         </w:tc>
         <w:tc>
           <w:tcPr>
-            <w:tcW w:type="dxa" w:w="3324"/>
+            <w:tcW w:type="dxa" w:w="4536"/>
           </w:tcPr>
           <w:p>
             <w:pPr>
@@ -1891,7 +1959,7 @@
         </w:tc>
         <w:tc>
           <w:tcPr>
-            <w:tcW w:type="dxa" w:w="3324"/>
+            <w:tcW w:type="dxa" w:w="4252"/>
           </w:tcPr>
           <w:p>
             <w:pPr>
@@ -1911,7 +1979,7 @@
       <w:tr>
         <w:tc>
           <w:tcPr>
-            <w:tcW w:type="dxa" w:w="3324"/>
+            <w:tcW w:type="dxa" w:w="680"/>
           </w:tcPr>
           <w:p>
             <w:pPr>
@@ -1930,7 +1998,7 @@
         </w:tc>
         <w:tc>
           <w:tcPr>
-            <w:tcW w:type="dxa" w:w="3324"/>
+            <w:tcW w:type="dxa" w:w="4536"/>
           </w:tcPr>
           <w:p>
             <w:pPr>
@@ -1949,7 +2017,7 @@
         </w:tc>
         <w:tc>
           <w:tcPr>
-            <w:tcW w:type="dxa" w:w="3324"/>
+            <w:tcW w:type="dxa" w:w="4252"/>
           </w:tcPr>
           <w:p>
             <w:pPr>
@@ -1969,7 +2037,7 @@
       <w:tr>
         <w:tc>
           <w:tcPr>
-            <w:tcW w:type="dxa" w:w="3324"/>
+            <w:tcW w:type="dxa" w:w="680"/>
           </w:tcPr>
           <w:p>
             <w:pPr>
@@ -1988,7 +2056,7 @@
         </w:tc>
         <w:tc>
           <w:tcPr>
-            <w:tcW w:type="dxa" w:w="3324"/>
+            <w:tcW w:type="dxa" w:w="4536"/>
           </w:tcPr>
           <w:p>
             <w:pPr>
@@ -2007,7 +2075,7 @@
         </w:tc>
         <w:tc>
           <w:tcPr>
-            <w:tcW w:type="dxa" w:w="3324"/>
+            <w:tcW w:type="dxa" w:w="4252"/>
           </w:tcPr>
           <w:p>
             <w:pPr>
@@ -2027,7 +2095,7 @@
       <w:tr>
         <w:tc>
           <w:tcPr>
-            <w:tcW w:type="dxa" w:w="3324"/>
+            <w:tcW w:type="dxa" w:w="680"/>
           </w:tcPr>
           <w:p>
             <w:pPr>
@@ -2046,7 +2114,7 @@
         </w:tc>
         <w:tc>
           <w:tcPr>
-            <w:tcW w:type="dxa" w:w="3324"/>
+            <w:tcW w:type="dxa" w:w="4536"/>
           </w:tcPr>
           <w:p>
             <w:pPr>
@@ -2065,7 +2133,7 @@
         </w:tc>
         <w:tc>
           <w:tcPr>
-            <w:tcW w:type="dxa" w:w="3324"/>
+            <w:tcW w:type="dxa" w:w="4252"/>
           </w:tcPr>
           <w:p>
             <w:pPr>
@@ -2085,7 +2153,7 @@
       <w:tr>
         <w:tc>
           <w:tcPr>
-            <w:tcW w:type="dxa" w:w="3324"/>
+            <w:tcW w:type="dxa" w:w="680"/>
           </w:tcPr>
           <w:p>
             <w:pPr>
@@ -2104,7 +2172,7 @@
         </w:tc>
         <w:tc>
           <w:tcPr>
-            <w:tcW w:type="dxa" w:w="3324"/>
+            <w:tcW w:type="dxa" w:w="4536"/>
           </w:tcPr>
           <w:p>
             <w:pPr>
@@ -2123,7 +2191,7 @@
         </w:tc>
         <w:tc>
           <w:tcPr>
-            <w:tcW w:type="dxa" w:w="3324"/>
+            <w:tcW w:type="dxa" w:w="4252"/>
           </w:tcPr>
           <w:p>
             <w:pPr>
@@ -2143,7 +2211,7 @@
       <w:tr>
         <w:tc>
           <w:tcPr>
-            <w:tcW w:type="dxa" w:w="3324"/>
+            <w:tcW w:type="dxa" w:w="680"/>
           </w:tcPr>
           <w:p>
             <w:pPr>
@@ -2162,7 +2230,7 @@
         </w:tc>
         <w:tc>
           <w:tcPr>
-            <w:tcW w:type="dxa" w:w="3324"/>
+            <w:tcW w:type="dxa" w:w="4536"/>
           </w:tcPr>
           <w:p>
             <w:pPr>
@@ -2181,7 +2249,7 @@
         </w:tc>
         <w:tc>
           <w:tcPr>
-            <w:tcW w:type="dxa" w:w="3324"/>
+            <w:tcW w:type="dxa" w:w="4252"/>
           </w:tcPr>
           <w:p>
             <w:pPr>
@@ -2201,7 +2269,7 @@
       <w:tr>
         <w:tc>
           <w:tcPr>
-            <w:tcW w:type="dxa" w:w="3324"/>
+            <w:tcW w:type="dxa" w:w="680"/>
           </w:tcPr>
           <w:p>
             <w:pPr>
@@ -2220,7 +2288,7 @@
         </w:tc>
         <w:tc>
           <w:tcPr>
-            <w:tcW w:type="dxa" w:w="3324"/>
+            <w:tcW w:type="dxa" w:w="4536"/>
           </w:tcPr>
           <w:p>
             <w:pPr>
@@ -2239,7 +2307,7 @@
         </w:tc>
         <w:tc>
           <w:tcPr>
-            <w:tcW w:type="dxa" w:w="3324"/>
+            <w:tcW w:type="dxa" w:w="4252"/>
           </w:tcPr>
           <w:p>
             <w:pPr>
@@ -2259,7 +2327,7 @@
       <w:tr>
         <w:tc>
           <w:tcPr>
-            <w:tcW w:type="dxa" w:w="3324"/>
+            <w:tcW w:type="dxa" w:w="680"/>
           </w:tcPr>
           <w:p>
             <w:pPr>
@@ -2278,7 +2346,7 @@
         </w:tc>
         <w:tc>
           <w:tcPr>
-            <w:tcW w:type="dxa" w:w="3324"/>
+            <w:tcW w:type="dxa" w:w="4536"/>
           </w:tcPr>
           <w:p>
             <w:pPr>
@@ -2297,7 +2365,7 @@
         </w:tc>
         <w:tc>
           <w:tcPr>
-            <w:tcW w:type="dxa" w:w="3324"/>
+            <w:tcW w:type="dxa" w:w="4252"/>
           </w:tcPr>
           <w:p>
             <w:pPr>
@@ -2317,7 +2385,7 @@
       <w:tr>
         <w:tc>
           <w:tcPr>
-            <w:tcW w:type="dxa" w:w="3324"/>
+            <w:tcW w:type="dxa" w:w="680"/>
           </w:tcPr>
           <w:p>
             <w:pPr>
@@ -2336,7 +2404,7 @@
         </w:tc>
         <w:tc>
           <w:tcPr>
-            <w:tcW w:type="dxa" w:w="3324"/>
+            <w:tcW w:type="dxa" w:w="4536"/>
           </w:tcPr>
           <w:p>
             <w:pPr>
@@ -2355,7 +2423,7 @@
         </w:tc>
         <w:tc>
           <w:tcPr>
-            <w:tcW w:type="dxa" w:w="3324"/>
+            <w:tcW w:type="dxa" w:w="4252"/>
           </w:tcPr>
           <w:p>
             <w:pPr>
@@ -2375,7 +2443,7 @@
       <w:tr>
         <w:tc>
           <w:tcPr>
-            <w:tcW w:type="dxa" w:w="3324"/>
+            <w:tcW w:type="dxa" w:w="680"/>
           </w:tcPr>
           <w:p>
             <w:pPr>
@@ -2394,7 +2462,7 @@
         </w:tc>
         <w:tc>
           <w:tcPr>
-            <w:tcW w:type="dxa" w:w="3324"/>
+            <w:tcW w:type="dxa" w:w="4536"/>
           </w:tcPr>
           <w:p>
             <w:pPr>
@@ -2413,7 +2481,7 @@
         </w:tc>
         <w:tc>
           <w:tcPr>
-            <w:tcW w:type="dxa" w:w="3324"/>
+            <w:tcW w:type="dxa" w:w="4252"/>
           </w:tcPr>
           <w:p>
             <w:pPr>
@@ -2433,7 +2501,7 @@
       <w:tr>
         <w:tc>
           <w:tcPr>
-            <w:tcW w:type="dxa" w:w="3324"/>
+            <w:tcW w:type="dxa" w:w="680"/>
           </w:tcPr>
           <w:p>
             <w:pPr>
@@ -2452,7 +2520,7 @@
         </w:tc>
         <w:tc>
           <w:tcPr>
-            <w:tcW w:type="dxa" w:w="3324"/>
+            <w:tcW w:type="dxa" w:w="4536"/>
           </w:tcPr>
           <w:p>
             <w:pPr>
@@ -2471,7 +2539,7 @@
         </w:tc>
         <w:tc>
           <w:tcPr>
-            <w:tcW w:type="dxa" w:w="3324"/>
+            <w:tcW w:type="dxa" w:w="4252"/>
           </w:tcPr>
           <w:p>
             <w:pPr>
@@ -2491,7 +2559,7 @@
       <w:tr>
         <w:tc>
           <w:tcPr>
-            <w:tcW w:type="dxa" w:w="3324"/>
+            <w:tcW w:type="dxa" w:w="680"/>
           </w:tcPr>
           <w:p>
             <w:pPr>
@@ -2510,7 +2578,7 @@
         </w:tc>
         <w:tc>
           <w:tcPr>
-            <w:tcW w:type="dxa" w:w="3324"/>
+            <w:tcW w:type="dxa" w:w="4536"/>
           </w:tcPr>
           <w:p>
             <w:pPr>
@@ -2529,7 +2597,7 @@
         </w:tc>
         <w:tc>
           <w:tcPr>
-            <w:tcW w:type="dxa" w:w="3324"/>
+            <w:tcW w:type="dxa" w:w="4252"/>
           </w:tcPr>
           <w:p>
             <w:pPr>
@@ -2549,7 +2617,7 @@
       <w:tr>
         <w:tc>
           <w:tcPr>
-            <w:tcW w:type="dxa" w:w="3324"/>
+            <w:tcW w:type="dxa" w:w="680"/>
           </w:tcPr>
           <w:p>
             <w:pPr>
@@ -2568,7 +2636,7 @@
         </w:tc>
         <w:tc>
           <w:tcPr>
-            <w:tcW w:type="dxa" w:w="3324"/>
+            <w:tcW w:type="dxa" w:w="4536"/>
           </w:tcPr>
           <w:p>
             <w:pPr>
@@ -2587,7 +2655,7 @@
         </w:tc>
         <w:tc>
           <w:tcPr>
-            <w:tcW w:type="dxa" w:w="3324"/>
+            <w:tcW w:type="dxa" w:w="4252"/>
           </w:tcPr>
           <w:p>
             <w:pPr>
@@ -2607,7 +2675,7 @@
       <w:tr>
         <w:tc>
           <w:tcPr>
-            <w:tcW w:type="dxa" w:w="3324"/>
+            <w:tcW w:type="dxa" w:w="680"/>
           </w:tcPr>
           <w:p>
             <w:pPr>
@@ -2626,7 +2694,7 @@
         </w:tc>
         <w:tc>
           <w:tcPr>
-            <w:tcW w:type="dxa" w:w="3324"/>
+            <w:tcW w:type="dxa" w:w="4536"/>
           </w:tcPr>
           <w:p>
             <w:pPr>
@@ -2645,7 +2713,7 @@
         </w:tc>
         <w:tc>
           <w:tcPr>
-            <w:tcW w:type="dxa" w:w="3324"/>
+            <w:tcW w:type="dxa" w:w="4252"/>
           </w:tcPr>
           <w:p>
             <w:pPr>
@@ -2665,7 +2733,7 @@
       <w:tr>
         <w:tc>
           <w:tcPr>
-            <w:tcW w:type="dxa" w:w="3324"/>
+            <w:tcW w:type="dxa" w:w="680"/>
           </w:tcPr>
           <w:p>
             <w:pPr>
@@ -2684,7 +2752,7 @@
         </w:tc>
         <w:tc>
           <w:tcPr>
-            <w:tcW w:type="dxa" w:w="3324"/>
+            <w:tcW w:type="dxa" w:w="4536"/>
           </w:tcPr>
           <w:p>
             <w:pPr>
@@ -2703,7 +2771,7 @@
         </w:tc>
         <w:tc>
           <w:tcPr>
-            <w:tcW w:type="dxa" w:w="3324"/>
+            <w:tcW w:type="dxa" w:w="4252"/>
           </w:tcPr>
           <w:p>
             <w:pPr>
@@ -2723,7 +2791,7 @@
       <w:tr>
         <w:tc>
           <w:tcPr>
-            <w:tcW w:type="dxa" w:w="3324"/>
+            <w:tcW w:type="dxa" w:w="680"/>
           </w:tcPr>
           <w:p>
             <w:pPr>
@@ -2742,7 +2810,7 @@
         </w:tc>
         <w:tc>
           <w:tcPr>
-            <w:tcW w:type="dxa" w:w="3324"/>
+            <w:tcW w:type="dxa" w:w="4536"/>
           </w:tcPr>
           <w:p>
             <w:pPr>
@@ -2761,7 +2829,7 @@
         </w:tc>
         <w:tc>
           <w:tcPr>
-            <w:tcW w:type="dxa" w:w="3324"/>
+            <w:tcW w:type="dxa" w:w="4252"/>
           </w:tcPr>
           <w:p>
             <w:pPr>
@@ -2781,7 +2849,7 @@
       <w:tr>
         <w:tc>
           <w:tcPr>
-            <w:tcW w:type="dxa" w:w="3324"/>
+            <w:tcW w:type="dxa" w:w="680"/>
           </w:tcPr>
           <w:p>
             <w:pPr>
@@ -2800,7 +2868,7 @@
         </w:tc>
         <w:tc>
           <w:tcPr>
-            <w:tcW w:type="dxa" w:w="3324"/>
+            <w:tcW w:type="dxa" w:w="4536"/>
           </w:tcPr>
           <w:p>
             <w:pPr>
@@ -2819,7 +2887,7 @@
         </w:tc>
         <w:tc>
           <w:tcPr>
-            <w:tcW w:type="dxa" w:w="3324"/>
+            <w:tcW w:type="dxa" w:w="4252"/>
           </w:tcPr>
           <w:p>
             <w:pPr>
@@ -2839,7 +2907,7 @@
       <w:tr>
         <w:tc>
           <w:tcPr>
-            <w:tcW w:type="dxa" w:w="3324"/>
+            <w:tcW w:type="dxa" w:w="680"/>
           </w:tcPr>
           <w:p>
             <w:pPr>
@@ -2858,7 +2926,7 @@
         </w:tc>
         <w:tc>
           <w:tcPr>
-            <w:tcW w:type="dxa" w:w="3324"/>
+            <w:tcW w:type="dxa" w:w="4536"/>
           </w:tcPr>
           <w:p>
             <w:pPr>
@@ -2877,7 +2945,7 @@
         </w:tc>
         <w:tc>
           <w:tcPr>
-            <w:tcW w:type="dxa" w:w="3324"/>
+            <w:tcW w:type="dxa" w:w="4252"/>
           </w:tcPr>
           <w:p>
             <w:pPr>
@@ -2897,7 +2965,7 @@
       <w:tr>
         <w:tc>
           <w:tcPr>
-            <w:tcW w:type="dxa" w:w="3324"/>
+            <w:tcW w:type="dxa" w:w="680"/>
           </w:tcPr>
           <w:p>
             <w:pPr>
@@ -2916,7 +2984,7 @@
         </w:tc>
         <w:tc>
           <w:tcPr>
-            <w:tcW w:type="dxa" w:w="3324"/>
+            <w:tcW w:type="dxa" w:w="4536"/>
           </w:tcPr>
           <w:p>
             <w:pPr>
@@ -2935,7 +3003,7 @@
         </w:tc>
         <w:tc>
           <w:tcPr>
-            <w:tcW w:type="dxa" w:w="3324"/>
+            <w:tcW w:type="dxa" w:w="4252"/>
           </w:tcPr>
           <w:p>
             <w:pPr>
@@ -3316,6 +3384,7 @@
                 <w:i w:val="0"/>
                 <w:sz w:val="22"/>
               </w:rPr>
+              <w:t>prezentacja elementu zespołowej pracy semestralnej</w:t>
             </w:r>
           </w:p>
         </w:tc>
@@ -3373,6 +3442,7 @@
                 <w:i w:val="0"/>
                 <w:sz w:val="22"/>
               </w:rPr>
+              <w:t>prezentacja elementu zespołowej pracy semestralnej</w:t>
             </w:r>
           </w:p>
         </w:tc>
@@ -3535,6 +3605,7 @@
                 <w:i w:val="0"/>
                 <w:sz w:val="22"/>
               </w:rPr>
+              <w:t>prezentacja elementu zespołowej pracy semestralnej</w:t>
             </w:r>
           </w:p>
         </w:tc>
@@ -3592,6 +3663,7 @@
                 <w:i w:val="0"/>
                 <w:sz w:val="22"/>
               </w:rPr>
+              <w:t>prezentacja elementu zespołowej pracy semestralnej</w:t>
             </w:r>
           </w:p>
         </w:tc>
@@ -3754,6 +3826,7 @@
                 <w:i w:val="0"/>
                 <w:sz w:val="22"/>
               </w:rPr>
+              <w:t>prezentacja elementu zespołowej pracy semestralnej</w:t>
             </w:r>
           </w:p>
         </w:tc>
@@ -3811,6 +3884,7 @@
                 <w:i w:val="0"/>
                 <w:sz w:val="22"/>
               </w:rPr>
+              <w:t>prezentacja elementu zespołowej pracy semestralnej</w:t>
             </w:r>
           </w:p>
         </w:tc>
@@ -3868,6 +3942,7 @@
                 <w:i w:val="0"/>
                 <w:sz w:val="22"/>
               </w:rPr>
+              <w:t>prezentacja elementu zespołowej pracy semestralnej</w:t>
             </w:r>
           </w:p>
         </w:tc>
@@ -3973,62 +4048,6 @@
                 <w:sz w:val="16"/>
               </w:rPr>
               <w:t>Wyposażenie specjalistyczne konieczne do realizacji przedmiotu</w:t>
-            </w:r>
-          </w:p>
-        </w:tc>
-      </w:tr>
-      <w:tr>
-        <w:tc>
-          <w:tcPr>
-            <w:tcW w:type="dxa" w:w="3324"/>
-          </w:tcPr>
-          <w:p>
-            <w:pPr>
-              <w:spacing w:before="20" w:after="20"/>
-            </w:pPr>
-            <w:r>
-              <w:rPr>
-                <w:rFonts w:ascii="Aptos" w:hAnsi="Aptos"/>
-                <w:b w:val="0"/>
-                <w:i w:val="0"/>
-                <w:sz w:val="22"/>
-              </w:rPr>
-            </w:r>
-          </w:p>
-        </w:tc>
-        <w:tc>
-          <w:tcPr>
-            <w:tcW w:type="dxa" w:w="3324"/>
-          </w:tcPr>
-          <w:p>
-            <w:pPr>
-              <w:spacing w:before="20" w:after="20"/>
-            </w:pPr>
-            <w:r>
-              <w:rPr>
-                <w:rFonts w:ascii="Aptos" w:hAnsi="Aptos"/>
-                <w:b w:val="0"/>
-                <w:i w:val="0"/>
-                <w:sz w:val="22"/>
-              </w:rPr>
-            </w:r>
-          </w:p>
-        </w:tc>
-        <w:tc>
-          <w:tcPr>
-            <w:tcW w:type="dxa" w:w="3324"/>
-          </w:tcPr>
-          <w:p>
-            <w:pPr>
-              <w:spacing w:before="20" w:after="20"/>
-            </w:pPr>
-            <w:r>
-              <w:rPr>
-                <w:rFonts w:ascii="Aptos" w:hAnsi="Aptos"/>
-                <w:b w:val="0"/>
-                <w:i w:val="0"/>
-                <w:sz w:val="22"/>
-              </w:rPr>
             </w:r>
           </w:p>
         </w:tc>

--- a/public/assets/files/stacjonarne/KMR.docx
+++ b/public/assets/files/stacjonarne/KMR.docx
@@ -3347,6 +3347,7 @@
                 <w:i w:val="0"/>
                 <w:sz w:val="22"/>
               </w:rPr>
+              <w:t>K_W17</w:t>
             </w:r>
           </w:p>
         </w:tc>
@@ -3384,7 +3385,6 @@
                 <w:i w:val="0"/>
                 <w:sz w:val="22"/>
               </w:rPr>
-              <w:t>prezentacja elementu zespołowej pracy semestralnej</w:t>
             </w:r>
           </w:p>
         </w:tc>
@@ -3405,6 +3405,7 @@
                 <w:i w:val="0"/>
                 <w:sz w:val="22"/>
               </w:rPr>
+              <w:t>K_W20</w:t>
             </w:r>
           </w:p>
         </w:tc>
@@ -3442,7 +3443,6 @@
                 <w:i w:val="0"/>
                 <w:sz w:val="22"/>
               </w:rPr>
-              <w:t>prezentacja elementu zespołowej pracy semestralnej</w:t>
             </w:r>
           </w:p>
         </w:tc>
@@ -3568,6 +3568,7 @@
                 <w:i w:val="0"/>
                 <w:sz w:val="22"/>
               </w:rPr>
+              <w:t>K_U26</w:t>
             </w:r>
           </w:p>
         </w:tc>
@@ -3626,6 +3627,7 @@
                 <w:i w:val="0"/>
                 <w:sz w:val="22"/>
               </w:rPr>
+              <w:t>K_U26</w:t>
             </w:r>
           </w:p>
         </w:tc>
@@ -3789,6 +3791,7 @@
                 <w:i w:val="0"/>
                 <w:sz w:val="22"/>
               </w:rPr>
+              <w:t>K_K08</w:t>
             </w:r>
           </w:p>
         </w:tc>
@@ -3847,6 +3850,7 @@
                 <w:i w:val="0"/>
                 <w:sz w:val="22"/>
               </w:rPr>
+              <w:t>K_K05</w:t>
             </w:r>
           </w:p>
         </w:tc>
@@ -3905,6 +3909,7 @@
                 <w:i w:val="0"/>
                 <w:sz w:val="22"/>
               </w:rPr>
+              <w:t>K_K08</w:t>
             </w:r>
           </w:p>
         </w:tc>

--- a/public/assets/files/stacjonarne/KMR.docx
+++ b/public/assets/files/stacjonarne/KMR.docx
@@ -1830,14 +1830,13 @@
       </w:tblPr>
       <w:tblGrid>
         <w:gridCol w:w="680"/>
-        <w:gridCol w:w="4536"/>
-        <w:gridCol w:w="4252"/>
+        <w:gridCol w:w="8788"/>
       </w:tblGrid>
       <w:tr>
         <w:tc>
           <w:tcPr>
             <w:tcW w:type="dxa" w:w="9468"/>
-            <w:gridSpan w:val="3"/>
+            <w:gridSpan w:val="2"/>
             <w:shd w:val="clear" w:color="auto" w:fill="D9D9D9"/>
           </w:tcPr>
           <w:p>
@@ -1879,7 +1878,7 @@
         </w:tc>
         <w:tc>
           <w:tcPr>
-            <w:tcW w:type="dxa" w:w="4536"/>
+            <w:tcW w:type="dxa" w:w="8788"/>
             <w:shd w:val="clear" w:color="auto" w:fill="D9D9D9"/>
           </w:tcPr>
           <w:p>
@@ -1893,27 +1892,7 @@
                 <w:i w:val="0"/>
                 <w:sz w:val="16"/>
               </w:rPr>
-              <w:t>Wykład</w:t>
-            </w:r>
-          </w:p>
-        </w:tc>
-        <w:tc>
-          <w:tcPr>
-            <w:tcW w:type="dxa" w:w="4252"/>
-            <w:shd w:val="clear" w:color="auto" w:fill="D9D9D9"/>
-          </w:tcPr>
-          <w:p>
-            <w:pPr>
-              <w:spacing w:before="20" w:after="20"/>
-            </w:pPr>
-            <w:r>
-              <w:rPr>
-                <w:rFonts w:ascii="Aptos" w:hAnsi="Aptos"/>
-                <w:b/>
-                <w:i w:val="0"/>
-                <w:sz w:val="16"/>
-              </w:rPr>
-              <w:t>Ćwiczenia / Laboratorium / Pracownia</w:t>
+              <w:t>Treści programowe</w:t>
             </w:r>
           </w:p>
         </w:tc>
@@ -1940,7 +1919,7 @@
         </w:tc>
         <w:tc>
           <w:tcPr>
-            <w:tcW w:type="dxa" w:w="4536"/>
+            <w:tcW w:type="dxa" w:w="8788"/>
           </w:tcPr>
           <w:p>
             <w:pPr>
@@ -1954,24 +1933,6 @@
                 <w:sz w:val="22"/>
               </w:rPr>
               <w:t>Get rich’ or die trying – wprowadzenie do tematyki prowadzenia własnej firmy, ustalanie celów finansowych oraz rozwojowych dla własnej kariery zawodowej, porównanie zalet i wad pracy najemnej oraz samozatrudnienia. Analiza przykładów – tj. dobrych i złych praktyk w zakresie komercjalizacji, próba ustalenia przyczyn porażki lub sukcesu wybranych przykładów biznesowych.</w:t>
-            </w:r>
-          </w:p>
-        </w:tc>
-        <w:tc>
-          <w:tcPr>
-            <w:tcW w:type="dxa" w:w="4252"/>
-          </w:tcPr>
-          <w:p>
-            <w:pPr>
-              <w:spacing w:before="20" w:after="20"/>
-            </w:pPr>
-            <w:r>
-              <w:rPr>
-                <w:rFonts w:ascii="Aptos" w:hAnsi="Aptos"/>
-                <w:b w:val="0"/>
-                <w:i w:val="0"/>
-                <w:sz w:val="22"/>
-              </w:rPr>
             </w:r>
           </w:p>
         </w:tc>
@@ -1998,7 +1959,7 @@
         </w:tc>
         <w:tc>
           <w:tcPr>
-            <w:tcW w:type="dxa" w:w="4536"/>
+            <w:tcW w:type="dxa" w:w="8788"/>
           </w:tcPr>
           <w:p>
             <w:pPr>
@@ -2012,24 +1973,6 @@
                 <w:sz w:val="22"/>
               </w:rPr>
               <w:t>Wprowadzenie do tematyki modeli biznesowych. Dlaczego startupu upadają, konwersja, eliminacja niepewności, pretotypowanie (wg. podejścia A.Savoia) oraz testowanie projektów biznesowych. Case study urządzenia „iPod” firmy Apple Inc.Tworzenie zespołu projektowego, dobieranie funkcji w zespole ustalanie przewag i braków kompetencyjnych zespołu.</w:t>
-            </w:r>
-          </w:p>
-        </w:tc>
-        <w:tc>
-          <w:tcPr>
-            <w:tcW w:type="dxa" w:w="4252"/>
-          </w:tcPr>
-          <w:p>
-            <w:pPr>
-              <w:spacing w:before="20" w:after="20"/>
-            </w:pPr>
-            <w:r>
-              <w:rPr>
-                <w:rFonts w:ascii="Aptos" w:hAnsi="Aptos"/>
-                <w:b w:val="0"/>
-                <w:i w:val="0"/>
-                <w:sz w:val="22"/>
-              </w:rPr>
             </w:r>
           </w:p>
         </w:tc>
@@ -2056,7 +1999,7 @@
         </w:tc>
         <w:tc>
           <w:tcPr>
-            <w:tcW w:type="dxa" w:w="4536"/>
+            <w:tcW w:type="dxa" w:w="8788"/>
           </w:tcPr>
           <w:p>
             <w:pPr>
@@ -2070,24 +2013,6 @@
                 <w:sz w:val="22"/>
               </w:rPr>
               <w:t>3Współczesne modele biznesoweTworzenie założeń dla oferty. Definiowane jej przy użyciu tzw. języka korzyści, doskonalenie umiejętności pozycjonowania oferty w formie unique selling point.</w:t>
-            </w:r>
-          </w:p>
-        </w:tc>
-        <w:tc>
-          <w:tcPr>
-            <w:tcW w:type="dxa" w:w="4252"/>
-          </w:tcPr>
-          <w:p>
-            <w:pPr>
-              <w:spacing w:before="20" w:after="20"/>
-            </w:pPr>
-            <w:r>
-              <w:rPr>
-                <w:rFonts w:ascii="Aptos" w:hAnsi="Aptos"/>
-                <w:b w:val="0"/>
-                <w:i w:val="0"/>
-                <w:sz w:val="22"/>
-              </w:rPr>
             </w:r>
           </w:p>
         </w:tc>
@@ -2114,7 +2039,7 @@
         </w:tc>
         <w:tc>
           <w:tcPr>
-            <w:tcW w:type="dxa" w:w="4536"/>
+            <w:tcW w:type="dxa" w:w="8788"/>
           </w:tcPr>
           <w:p>
             <w:pPr>
@@ -2128,24 +2053,6 @@
                 <w:sz w:val="22"/>
               </w:rPr>
               <w:t>Określenie charakterystyki behawioralnej docelowych odbiorców projektu. Rozróżnianie pojęć klienta-nabywcy i klienta-użytkownika.</w:t>
-            </w:r>
-          </w:p>
-        </w:tc>
-        <w:tc>
-          <w:tcPr>
-            <w:tcW w:type="dxa" w:w="4252"/>
-          </w:tcPr>
-          <w:p>
-            <w:pPr>
-              <w:spacing w:before="20" w:after="20"/>
-            </w:pPr>
-            <w:r>
-              <w:rPr>
-                <w:rFonts w:ascii="Aptos" w:hAnsi="Aptos"/>
-                <w:b w:val="0"/>
-                <w:i w:val="0"/>
-                <w:sz w:val="22"/>
-              </w:rPr>
             </w:r>
           </w:p>
         </w:tc>
@@ -2172,7 +2079,7 @@
         </w:tc>
         <w:tc>
           <w:tcPr>
-            <w:tcW w:type="dxa" w:w="4536"/>
+            <w:tcW w:type="dxa" w:w="8788"/>
           </w:tcPr>
           <w:p>
             <w:pPr>
@@ -2186,24 +2093,6 @@
                 <w:sz w:val="22"/>
               </w:rPr>
               <w:t>Market fitting i scenariuszowanie. Student poznaje pojęcie produktu całościowego oraz  sposoby analizy wstępnej oferty, pod kątem  dopasowania do potrzeb rynku. Omawiana jest również tematyka innowacji liniowej i nieliniowej oraz jej wpływu na dotychczasowe nawyki użytkowników.Tworzenie scenariuszy</w:t>
-            </w:r>
-          </w:p>
-        </w:tc>
-        <w:tc>
-          <w:tcPr>
-            <w:tcW w:type="dxa" w:w="4252"/>
-          </w:tcPr>
-          <w:p>
-            <w:pPr>
-              <w:spacing w:before="20" w:after="20"/>
-            </w:pPr>
-            <w:r>
-              <w:rPr>
-                <w:rFonts w:ascii="Aptos" w:hAnsi="Aptos"/>
-                <w:b w:val="0"/>
-                <w:i w:val="0"/>
-                <w:sz w:val="22"/>
-              </w:rPr>
             </w:r>
           </w:p>
         </w:tc>
@@ -2230,7 +2119,7 @@
         </w:tc>
         <w:tc>
           <w:tcPr>
-            <w:tcW w:type="dxa" w:w="4536"/>
+            <w:tcW w:type="dxa" w:w="8788"/>
           </w:tcPr>
           <w:p>
             <w:pPr>
@@ -2244,24 +2133,6 @@
                 <w:sz w:val="22"/>
               </w:rPr>
               <w:t>sprzedażowych dla różnych segmentów klientów (na podstawie charakterystyki behawioralnej)  i</w:t>
-            </w:r>
-          </w:p>
-        </w:tc>
-        <w:tc>
-          <w:tcPr>
-            <w:tcW w:type="dxa" w:w="4252"/>
-          </w:tcPr>
-          <w:p>
-            <w:pPr>
-              <w:spacing w:before="20" w:after="20"/>
-            </w:pPr>
-            <w:r>
-              <w:rPr>
-                <w:rFonts w:ascii="Aptos" w:hAnsi="Aptos"/>
-                <w:b w:val="0"/>
-                <w:i w:val="0"/>
-                <w:sz w:val="22"/>
-              </w:rPr>
             </w:r>
           </w:p>
         </w:tc>
@@ -2288,7 +2159,7 @@
         </w:tc>
         <w:tc>
           <w:tcPr>
-            <w:tcW w:type="dxa" w:w="4536"/>
+            <w:tcW w:type="dxa" w:w="8788"/>
           </w:tcPr>
           <w:p>
             <w:pPr>
@@ -2302,24 +2173,6 @@
                 <w:sz w:val="22"/>
               </w:rPr>
               <w:t>wybór najatrakcyjniejszego segmentu innowatorów.</w:t>
-            </w:r>
-          </w:p>
-        </w:tc>
-        <w:tc>
-          <w:tcPr>
-            <w:tcW w:type="dxa" w:w="4252"/>
-          </w:tcPr>
-          <w:p>
-            <w:pPr>
-              <w:spacing w:before="20" w:after="20"/>
-            </w:pPr>
-            <w:r>
-              <w:rPr>
-                <w:rFonts w:ascii="Aptos" w:hAnsi="Aptos"/>
-                <w:b w:val="0"/>
-                <w:i w:val="0"/>
-                <w:sz w:val="22"/>
-              </w:rPr>
             </w:r>
           </w:p>
         </w:tc>
@@ -2346,7 +2199,7 @@
         </w:tc>
         <w:tc>
           <w:tcPr>
-            <w:tcW w:type="dxa" w:w="4536"/>
+            <w:tcW w:type="dxa" w:w="8788"/>
           </w:tcPr>
           <w:p>
             <w:pPr>
@@ -2360,24 +2213,6 @@
                 <w:sz w:val="22"/>
               </w:rPr>
               <w:t>Design Thinking przy użyciu Value Proposition Canvas – omówienie zasad przeprowadzenia ćwiczenia. Na podstawie wybranego w poprzednim bloku segmentu tworzenie Propozycji Wartości, ostatecznie ustalając zakres oferty w kontekście jej atrakcyjności. Praca nad kwantyfikacją proponowanych</w:t>
-            </w:r>
-          </w:p>
-        </w:tc>
-        <w:tc>
-          <w:tcPr>
-            <w:tcW w:type="dxa" w:w="4252"/>
-          </w:tcPr>
-          <w:p>
-            <w:pPr>
-              <w:spacing w:before="20" w:after="20"/>
-            </w:pPr>
-            <w:r>
-              <w:rPr>
-                <w:rFonts w:ascii="Aptos" w:hAnsi="Aptos"/>
-                <w:b w:val="0"/>
-                <w:i w:val="0"/>
-                <w:sz w:val="22"/>
-              </w:rPr>
             </w:r>
           </w:p>
         </w:tc>
@@ -2404,7 +2239,7 @@
         </w:tc>
         <w:tc>
           <w:tcPr>
-            <w:tcW w:type="dxa" w:w="4536"/>
+            <w:tcW w:type="dxa" w:w="8788"/>
           </w:tcPr>
           <w:p>
             <w:pPr>
@@ -2418,24 +2253,6 @@
                 <w:sz w:val="22"/>
               </w:rPr>
               <w:t>wartości do postaci mierzalnych parametrów stanowiących podstawę do późniejszej</w:t>
-            </w:r>
-          </w:p>
-        </w:tc>
-        <w:tc>
-          <w:tcPr>
-            <w:tcW w:type="dxa" w:w="4252"/>
-          </w:tcPr>
-          <w:p>
-            <w:pPr>
-              <w:spacing w:before="20" w:after="20"/>
-            </w:pPr>
-            <w:r>
-              <w:rPr>
-                <w:rFonts w:ascii="Aptos" w:hAnsi="Aptos"/>
-                <w:b w:val="0"/>
-                <w:i w:val="0"/>
-                <w:sz w:val="22"/>
-              </w:rPr>
             </w:r>
           </w:p>
         </w:tc>
@@ -2462,7 +2279,7 @@
         </w:tc>
         <w:tc>
           <w:tcPr>
-            <w:tcW w:type="dxa" w:w="4536"/>
+            <w:tcW w:type="dxa" w:w="8788"/>
           </w:tcPr>
           <w:p>
             <w:pPr>
@@ -2476,24 +2293,6 @@
                 <w:sz w:val="22"/>
               </w:rPr>
               <w:t>narracji marketingowej.</w:t>
-            </w:r>
-          </w:p>
-        </w:tc>
-        <w:tc>
-          <w:tcPr>
-            <w:tcW w:type="dxa" w:w="4252"/>
-          </w:tcPr>
-          <w:p>
-            <w:pPr>
-              <w:spacing w:before="20" w:after="20"/>
-            </w:pPr>
-            <w:r>
-              <w:rPr>
-                <w:rFonts w:ascii="Aptos" w:hAnsi="Aptos"/>
-                <w:b w:val="0"/>
-                <w:i w:val="0"/>
-                <w:sz w:val="22"/>
-              </w:rPr>
             </w:r>
           </w:p>
         </w:tc>
@@ -2520,7 +2319,7 @@
         </w:tc>
         <w:tc>
           <w:tcPr>
-            <w:tcW w:type="dxa" w:w="4536"/>
+            <w:tcW w:type="dxa" w:w="8788"/>
           </w:tcPr>
           <w:p>
             <w:pPr>
@@ -2534,24 +2333,6 @@
                 <w:sz w:val="22"/>
               </w:rPr>
               <w:t>7Business Model Canvas cz. I. – omówienie zasad przeprowadzenia ćwiczenia w odniesieniu do pozycji: „propozycja wartości”, „klienci”, „relacje” szablonu</w:t>
-            </w:r>
-          </w:p>
-        </w:tc>
-        <w:tc>
-          <w:tcPr>
-            <w:tcW w:type="dxa" w:w="4252"/>
-          </w:tcPr>
-          <w:p>
-            <w:pPr>
-              <w:spacing w:before="20" w:after="20"/>
-            </w:pPr>
-            <w:r>
-              <w:rPr>
-                <w:rFonts w:ascii="Aptos" w:hAnsi="Aptos"/>
-                <w:b w:val="0"/>
-                <w:i w:val="0"/>
-                <w:sz w:val="22"/>
-              </w:rPr>
             </w:r>
           </w:p>
         </w:tc>
@@ -2578,7 +2359,7 @@
         </w:tc>
         <w:tc>
           <w:tcPr>
-            <w:tcW w:type="dxa" w:w="4536"/>
+            <w:tcW w:type="dxa" w:w="8788"/>
           </w:tcPr>
           <w:p>
             <w:pPr>
@@ -2592,24 +2373,6 @@
                 <w:sz w:val="22"/>
               </w:rPr>
               <w:t>Omówienie zasad przeprowadzenia ćwiczenia w odniesieniu do pozycji: „kanały dotarcia” oraz „przychody”.  W ramach omówienia, również sposoby ustalania ścieżek generowania tzw. lead’ów oraz szacowanie budżetu  dla tego działania w oparciu o takie parametry jak CAC, CHURN czy LTV.Wykonanie ćwiczenia w ramach zespołów projektowych, przy użyciu szablonów.</w:t>
-            </w:r>
-          </w:p>
-        </w:tc>
-        <w:tc>
-          <w:tcPr>
-            <w:tcW w:type="dxa" w:w="4252"/>
-          </w:tcPr>
-          <w:p>
-            <w:pPr>
-              <w:spacing w:before="20" w:after="20"/>
-            </w:pPr>
-            <w:r>
-              <w:rPr>
-                <w:rFonts w:ascii="Aptos" w:hAnsi="Aptos"/>
-                <w:b w:val="0"/>
-                <w:i w:val="0"/>
-                <w:sz w:val="22"/>
-              </w:rPr>
             </w:r>
           </w:p>
         </w:tc>
@@ -2636,7 +2399,7 @@
         </w:tc>
         <w:tc>
           <w:tcPr>
-            <w:tcW w:type="dxa" w:w="4536"/>
+            <w:tcW w:type="dxa" w:w="8788"/>
           </w:tcPr>
           <w:p>
             <w:pPr>
@@ -2650,24 +2413,6 @@
                 <w:sz w:val="22"/>
               </w:rPr>
               <w:t>Omówienie zasad przeprowadzenia ćwiczenia w odniesieniu do pozycji: „partnerzy”, „kluczowe aktywności”, „kluczowe zasoby”, „koszty.”</w:t>
-            </w:r>
-          </w:p>
-        </w:tc>
-        <w:tc>
-          <w:tcPr>
-            <w:tcW w:type="dxa" w:w="4252"/>
-          </w:tcPr>
-          <w:p>
-            <w:pPr>
-              <w:spacing w:before="20" w:after="20"/>
-            </w:pPr>
-            <w:r>
-              <w:rPr>
-                <w:rFonts w:ascii="Aptos" w:hAnsi="Aptos"/>
-                <w:b w:val="0"/>
-                <w:i w:val="0"/>
-                <w:sz w:val="22"/>
-              </w:rPr>
             </w:r>
           </w:p>
         </w:tc>
@@ -2694,7 +2439,7 @@
         </w:tc>
         <w:tc>
           <w:tcPr>
-            <w:tcW w:type="dxa" w:w="4536"/>
+            <w:tcW w:type="dxa" w:w="8788"/>
           </w:tcPr>
           <w:p>
             <w:pPr>
@@ -2708,24 +2453,6 @@
                 <w:sz w:val="22"/>
               </w:rPr>
               <w:t>End of freemium – case study Spotify, jako modelu biznesowego o ograniczonej funkcjonalności i jego konsekwencjach w zakresie rozwoju/opłacalności przedsięwzięcia.   Prace uzupełniające na szablonach, wyszukiwanie danych rynkowych i informacji o wielkości rynku, jego wysyceniu oraz działaniach konkurencji.</w:t>
-            </w:r>
-          </w:p>
-        </w:tc>
-        <w:tc>
-          <w:tcPr>
-            <w:tcW w:type="dxa" w:w="4252"/>
-          </w:tcPr>
-          <w:p>
-            <w:pPr>
-              <w:spacing w:before="20" w:after="20"/>
-            </w:pPr>
-            <w:r>
-              <w:rPr>
-                <w:rFonts w:ascii="Aptos" w:hAnsi="Aptos"/>
-                <w:b w:val="0"/>
-                <w:i w:val="0"/>
-                <w:sz w:val="22"/>
-              </w:rPr>
             </w:r>
           </w:p>
         </w:tc>
@@ -2752,7 +2479,7 @@
         </w:tc>
         <w:tc>
           <w:tcPr>
-            <w:tcW w:type="dxa" w:w="4536"/>
+            <w:tcW w:type="dxa" w:w="8788"/>
           </w:tcPr>
           <w:p>
             <w:pPr>
@@ -2766,24 +2493,6 @@
                 <w:sz w:val="22"/>
               </w:rPr>
               <w:t>Prezentacje podsumowujące ćwiczenie Business Model Canvas wykonywane przez zespoły projektowe. Analiza dostrzeżonych błędów oraz rekomendacje w zakresie poprawek.</w:t>
-            </w:r>
-          </w:p>
-        </w:tc>
-        <w:tc>
-          <w:tcPr>
-            <w:tcW w:type="dxa" w:w="4252"/>
-          </w:tcPr>
-          <w:p>
-            <w:pPr>
-              <w:spacing w:before="20" w:after="20"/>
-            </w:pPr>
-            <w:r>
-              <w:rPr>
-                <w:rFonts w:ascii="Aptos" w:hAnsi="Aptos"/>
-                <w:b w:val="0"/>
-                <w:i w:val="0"/>
-                <w:sz w:val="22"/>
-              </w:rPr>
             </w:r>
           </w:p>
         </w:tc>
@@ -2810,7 +2519,7 @@
         </w:tc>
         <w:tc>
           <w:tcPr>
-            <w:tcW w:type="dxa" w:w="4536"/>
+            <w:tcW w:type="dxa" w:w="8788"/>
           </w:tcPr>
           <w:p>
             <w:pPr>
@@ -2824,24 +2533,6 @@
                 <w:sz w:val="22"/>
               </w:rPr>
               <w:t>Fred Flinstone i ciasto winogronowe – case study nieudanego przedsięwzięcia biznesowego wraz ustaleniem przyczyn porażki. Modele ustalania ceny.Rewizja opracowanych modeli biznesowych pod kątem ich dochodowości i perspektyw rozwojowych. Ustalenie założeń cenowych w oparciu o poznane modele ustalania ceny.</w:t>
-            </w:r>
-          </w:p>
-        </w:tc>
-        <w:tc>
-          <w:tcPr>
-            <w:tcW w:type="dxa" w:w="4252"/>
-          </w:tcPr>
-          <w:p>
-            <w:pPr>
-              <w:spacing w:before="20" w:after="20"/>
-            </w:pPr>
-            <w:r>
-              <w:rPr>
-                <w:rFonts w:ascii="Aptos" w:hAnsi="Aptos"/>
-                <w:b w:val="0"/>
-                <w:i w:val="0"/>
-                <w:sz w:val="22"/>
-              </w:rPr>
             </w:r>
           </w:p>
         </w:tc>
@@ -2868,7 +2559,7 @@
         </w:tc>
         <w:tc>
           <w:tcPr>
-            <w:tcW w:type="dxa" w:w="4536"/>
+            <w:tcW w:type="dxa" w:w="8788"/>
           </w:tcPr>
           <w:p>
             <w:pPr>
@@ -2882,24 +2573,6 @@
                 <w:sz w:val="22"/>
               </w:rPr>
               <w:t>Dlaczego Twój produkt nie sprzeda się za granicą?!”</w:t>
-            </w:r>
-          </w:p>
-        </w:tc>
-        <w:tc>
-          <w:tcPr>
-            <w:tcW w:type="dxa" w:w="4252"/>
-          </w:tcPr>
-          <w:p>
-            <w:pPr>
-              <w:spacing w:before="20" w:after="20"/>
-            </w:pPr>
-            <w:r>
-              <w:rPr>
-                <w:rFonts w:ascii="Aptos" w:hAnsi="Aptos"/>
-                <w:b w:val="0"/>
-                <w:i w:val="0"/>
-                <w:sz w:val="22"/>
-              </w:rPr>
             </w:r>
           </w:p>
         </w:tc>
@@ -2926,7 +2599,7 @@
         </w:tc>
         <w:tc>
           <w:tcPr>
-            <w:tcW w:type="dxa" w:w="4536"/>
+            <w:tcW w:type="dxa" w:w="8788"/>
           </w:tcPr>
           <w:p>
             <w:pPr>
@@ -2940,24 +2613,6 @@
                 <w:sz w:val="22"/>
               </w:rPr>
               <w:t>czyli najczęstsze błędy popełniane przy wchodzeniu na obce rynki. Omówienie założeń dla procesu eksportowania wraz z analizą najczęstszych błędów popełnianych przez polskich przedsiębiorców. Wskazanie trendów w eksporcie oraz ich znaczenia dla polityki dywersyfikacji rynków zbytu.   Dyskusja nad możliwymi założeniami eksportowymi dla projektów opracowywanych w ramach przedmiotu. Wyszukiwanie źródeł informacji o procesie podejmowania decyzji zakupowych w innych państwach.</w:t>
-            </w:r>
-          </w:p>
-        </w:tc>
-        <w:tc>
-          <w:tcPr>
-            <w:tcW w:type="dxa" w:w="4252"/>
-          </w:tcPr>
-          <w:p>
-            <w:pPr>
-              <w:spacing w:before="20" w:after="20"/>
-            </w:pPr>
-            <w:r>
-              <w:rPr>
-                <w:rFonts w:ascii="Aptos" w:hAnsi="Aptos"/>
-                <w:b w:val="0"/>
-                <w:i w:val="0"/>
-                <w:sz w:val="22"/>
-              </w:rPr>
             </w:r>
           </w:p>
         </w:tc>
@@ -2984,7 +2639,7 @@
         </w:tc>
         <w:tc>
           <w:tcPr>
-            <w:tcW w:type="dxa" w:w="4536"/>
+            <w:tcW w:type="dxa" w:w="8788"/>
           </w:tcPr>
           <w:p>
             <w:pPr>
@@ -2998,24 +2653,6 @@
                 <w:sz w:val="22"/>
               </w:rPr>
               <w:t>Uczelniana komercjalizacja – wizja a realia. Rozróżnianie potencjału naukowego/wynalazczego a komercyjnego/wdrożeniowego projektów innowacyjnych. Omówienie tzw. cyklu przyjmowania innowacji oraz trendów wdrożeniowych na podstawie analiz „Hype Cycle for Emerging Technologies” Gartner Inc. Analiza opłacalności komercjalizacji akademickiej na wybranych rynkach. Analiza wybranych przykładów prezentacji promujących projekty startupowe. Przygotowanie prezentacji zaliczeniowych w formie tzw. pitchu.</w:t>
-            </w:r>
-          </w:p>
-        </w:tc>
-        <w:tc>
-          <w:tcPr>
-            <w:tcW w:type="dxa" w:w="4252"/>
-          </w:tcPr>
-          <w:p>
-            <w:pPr>
-              <w:spacing w:before="20" w:after="20"/>
-            </w:pPr>
-            <w:r>
-              <w:rPr>
-                <w:rFonts w:ascii="Aptos" w:hAnsi="Aptos"/>
-                <w:b w:val="0"/>
-                <w:i w:val="0"/>
-                <w:sz w:val="22"/>
-              </w:rPr>
             </w:r>
           </w:p>
         </w:tc>
